--- a/applications/wander-senior-growth-marketing-manager/Wander-SeniorGrowthMarketing-CoverLetter.docx
+++ b/applications/wander-senior-growth-marketing-manager/Wander-SeniorGrowthMarketing-CoverLetter.docx
@@ -107,7 +107,7 @@
           <w:b w:val="0"/>
           <w:color w:val="1A1A1A"/>
         </w:rPr>
-        <w:t>The growth work is hands-on. I've run Google Ads and A/B-tested LinkedIn campaigns (Meta certified), do the technical SEO myself, build landing pages and sign-up flows, and pull the numbers in SQL and GA4. My own top-of-funnel offer, a free digital-footprint audit, brought in 180+ businesses through organic LinkedIn and converted two into paying clients, a small but honest funnel that I own at every step. At Birdeye, I onboarded and managed a reseller channel of 15 to 20 agencies and kept all but one, which is the partner motion your role also covers.</w:t>
+        <w:t>The growth work is hands-on. I've run Google Ads and A/B-tested LinkedIn campaigns (Meta certified). I also do the technical SEO myself, build landing pages and sign-up flows, and pull the numbers in SQL and GA4. My own top-of-funnel offer, a free digital-footprint audit, brought in 180+ businesses through organic LinkedIn and converted two into paying clients, a small but honest funnel that I own at every step. At Birdeye, I onboarded and managed a reseller channel of 15 to 20 agencies and kept all but one, which is the partner motion your role also covers.</w:t>
       </w:r>
     </w:p>
     <w:p>
